--- a/Docs/Version 3/EN/Agents/uMakerAi-Agents/uMakerAi-Agents_EN.docx
+++ b/Docs/Version 3/EN/Agents/uMakerAi-Agents/uMakerAi-Agents_EN.docx
@@ -13151,24 +13151,7 @@
         </w:rPr>
       </w:pPr>
       <w:r>
-        <w:rPr>
-          <w:lang w:val="es-CO"/>
-        </w:rPr>
-        <w:t xml:space="preserve">Ahora necesitamos decirle a nuestro </w:t>
-      </w:r>
-      <w:proofErr w:type="spellStart"/>
-      <w:r>
-        <w:rPr>
-          <w:lang w:val="es-CO"/>
-        </w:rPr>
-        <w:t>nodeStart</w:t>
-      </w:r>
-      <w:proofErr w:type="spellEnd"/>
-      <w:r>
-        <w:rPr>
-          <w:lang w:val="es-CO"/>
-        </w:rPr>
-        <w:t>what to do This is where we will write our first piece of AI code.</w:t>
+        <w:t>Now we need to tell our nodeStartwhat to do This is where we will write our first piece of AI code.</w:t>
       </w:r>
     </w:p>
     <w:p>
@@ -27444,38 +27427,7 @@
         </w:rPr>
       </w:pPr>
       <w:r>
-        <w:rPr>
-          <w:lang w:val="es-CO"/>
-        </w:rPr>
-        <w:t xml:space="preserve">Ahora puedes reutilizar </w:t>
-      </w:r>
-      <w:proofErr w:type="spellStart"/>
-      <w:r>
-        <w:rPr>
-          <w:lang w:val="es-CO"/>
-        </w:rPr>
-        <w:t>TWeatherTool</w:t>
-      </w:r>
-      <w:proofErr w:type="spellEnd"/>
-      <w:r>
-        <w:rPr>
-          <w:lang w:val="es-CO"/>
-        </w:rPr>
-        <w:t>in any other graph. If the weather API changes tomorrow, just modify the unit</w:t>
-      </w:r>
-      <w:proofErr w:type="spellStart"/>
-      <w:r>
-        <w:rPr>
-          <w:lang w:val="es-CO"/>
-        </w:rPr>
-        <w:t>uMyTools.pas</w:t>
-      </w:r>
-      <w:proofErr w:type="spellEnd"/>
-      <w:r>
-        <w:rPr>
-          <w:lang w:val="es-CO"/>
-        </w:rPr>
-        <w:t>, and all your graphs that use it will be updated automatically without having to touch the form logic.</w:t>
+        <w:t>Now you can reuse TWeatherToolin any other graph. If the weather API changes tomorrow, just modify the unituMyTools.pas, and all your graphs that use it will be updated automatically without having to touch the form logic.</w:t>
       </w:r>
     </w:p>
     <w:p>
